--- a/Etapa Construcción - Iteración 2/Diseño - Especificación de CUs ／ Casos de prueba/Especificacion CU08 Crear Iteración- Kairos - NexTech.docx
+++ b/Etapa Construcción - Iteración 2/Diseño - Especificación de CUs ／ Casos de prueba/Especificacion CU08 Crear Iteración- Kairos - NexTech.docx
@@ -356,12 +356,12 @@
                 <wp:extent cx="8003540" cy="874395"/>
                 <wp:effectExtent b="0" l="0" r="0" t="0"/>
                 <wp:wrapNone/>
-                <wp:docPr id="115" name="image13.png"/>
+                <wp:docPr id="115" name="image14.png"/>
                 <a:graphic>
                   <a:graphicData uri="http://schemas.openxmlformats.org/drawingml/2006/picture">
                     <pic:pic>
                       <pic:nvPicPr>
-                        <pic:cNvPr id="0" name="image13.png"/>
+                        <pic:cNvPr id="0" name="image14.png"/>
                         <pic:cNvPicPr preferRelativeResize="0"/>
                       </pic:nvPicPr>
                       <pic:blipFill>
@@ -476,12 +476,12 @@
                 <wp:extent cx="167005" cy="11291570"/>
                 <wp:effectExtent b="0" l="0" r="0" t="0"/>
                 <wp:wrapNone/>
-                <wp:docPr id="113" name="image11.png"/>
+                <wp:docPr id="113" name="image12.png"/>
                 <a:graphic>
                   <a:graphicData uri="http://schemas.openxmlformats.org/drawingml/2006/picture">
                     <pic:pic>
                       <pic:nvPicPr>
-                        <pic:cNvPr id="0" name="image11.png"/>
+                        <pic:cNvPr id="0" name="image12.png"/>
                         <pic:cNvPicPr preferRelativeResize="0"/>
                       </pic:nvPicPr>
                       <pic:blipFill>
@@ -596,12 +596,12 @@
                 <wp:extent cx="167005" cy="11291570"/>
                 <wp:effectExtent b="0" l="0" r="0" t="0"/>
                 <wp:wrapNone/>
-                <wp:docPr id="117" name="image15.png"/>
+                <wp:docPr id="117" name="image16.png"/>
                 <a:graphic>
                   <a:graphicData uri="http://schemas.openxmlformats.org/drawingml/2006/picture">
                     <pic:pic>
                       <pic:nvPicPr>
-                        <pic:cNvPr id="0" name="image15.png"/>
+                        <pic:cNvPr id="0" name="image16.png"/>
                         <pic:cNvPicPr preferRelativeResize="0"/>
                       </pic:nvPicPr>
                       <pic:blipFill>
@@ -716,12 +716,12 @@
                 <wp:extent cx="8003540" cy="874395"/>
                 <wp:effectExtent b="0" l="0" r="0" t="0"/>
                 <wp:wrapNone/>
-                <wp:docPr id="116" name="image14.png"/>
+                <wp:docPr id="116" name="image15.png"/>
                 <a:graphic>
                   <a:graphicData uri="http://schemas.openxmlformats.org/drawingml/2006/picture">
                     <pic:pic>
                       <pic:nvPicPr>
-                        <pic:cNvPr id="0" name="image14.png"/>
+                        <pic:cNvPr id="0" name="image15.png"/>
                         <pic:cNvPicPr preferRelativeResize="0"/>
                       </pic:nvPicPr>
                       <pic:blipFill>
@@ -1070,7 +1070,7 @@
         <w:rPr>
           <w:rtl w:val="0"/>
         </w:rPr>
-        <w:t xml:space="preserve">Centurion Valeria, Escalante Guillermo, Maldonado Agustina, Mendez Florencia, Ulloa Gonzalo.</w:t>
+        <w:t xml:space="preserve">Centurión Valeria, Escalante Guillermo, Maldonado Agustina, Mendez Florencia, Ulloa Gonzalo.</w:t>
       </w:r>
       <w:r>
         <w:rPr>
@@ -1195,12 +1195,12 @@
             <wp:extent cx="1304925" cy="2019300"/>
             <wp:effectExtent b="0" l="0" r="0" t="0"/>
             <wp:wrapSquare wrapText="bothSides" distB="0" distT="0" distL="114300" distR="114300"/>
-            <wp:docPr descr="UNPA.JPG" id="123" name="image3.jpg"/>
+            <wp:docPr descr="UNPA.JPG" id="123" name="image2.jpg"/>
             <a:graphic>
               <a:graphicData uri="http://schemas.openxmlformats.org/drawingml/2006/picture">
                 <pic:pic>
                   <pic:nvPicPr>
-                    <pic:cNvPr descr="UNPA.JPG" id="0" name="image3.jpg"/>
+                    <pic:cNvPr descr="UNPA.JPG" id="0" name="image2.jpg"/>
                     <pic:cNvPicPr preferRelativeResize="0"/>
                   </pic:nvPicPr>
                   <pic:blipFill>
@@ -1332,7 +1332,7 @@
     </w:p>
     <w:sdt>
       <w:sdtPr>
-        <w:id w:val="874355918"/>
+        <w:id w:val="931973294"/>
         <w:docPartObj>
           <w:docPartGallery w:val="Table of Contents"/>
           <w:docPartUnique w:val="1"/>
@@ -1346,16 +1346,16 @@
               <w:tab w:val="right" w:leader="none" w:pos="12000"/>
             </w:tabs>
             <w:spacing w:before="60" w:line="240" w:lineRule="auto"/>
-            <w:ind w:left="0" w:firstLine="0"/>
+            <w:ind w:left="0"/>
             <w:rPr>
-              <w:rFonts w:ascii="Cambria" w:cs="Cambria" w:eastAsia="Cambria" w:hAnsi="Cambria"/>
+              <w:rFonts w:ascii="Arial" w:cs="Arial" w:eastAsia="Arial" w:hAnsi="Arial"/>
               <w:b w:val="1"/>
               <w:i w:val="0"/>
               <w:smallCaps w:val="0"/>
               <w:strike w:val="0"/>
               <w:color w:val="000000"/>
-              <w:sz w:val="24"/>
-              <w:szCs w:val="24"/>
+              <w:sz w:val="22"/>
+              <w:szCs w:val="22"/>
               <w:u w:val="none"/>
               <w:shd w:fill="auto" w:val="clear"/>
               <w:vertAlign w:val="baseline"/>
@@ -1400,16 +1400,16 @@
               <w:tab w:val="right" w:leader="none" w:pos="12000"/>
             </w:tabs>
             <w:spacing w:before="60" w:line="240" w:lineRule="auto"/>
-            <w:ind w:left="0" w:firstLine="0"/>
+            <w:ind w:left="0"/>
             <w:rPr>
-              <w:rFonts w:ascii="Cambria" w:cs="Cambria" w:eastAsia="Cambria" w:hAnsi="Cambria"/>
+              <w:rFonts w:ascii="Arial" w:cs="Arial" w:eastAsia="Arial" w:hAnsi="Arial"/>
               <w:b w:val="1"/>
               <w:i w:val="0"/>
               <w:smallCaps w:val="0"/>
               <w:strike w:val="0"/>
               <w:color w:val="000000"/>
-              <w:sz w:val="24"/>
-              <w:szCs w:val="24"/>
+              <w:sz w:val="22"/>
+              <w:szCs w:val="22"/>
               <w:u w:val="none"/>
               <w:shd w:fill="auto" w:val="clear"/>
               <w:vertAlign w:val="baseline"/>
@@ -1431,7 +1431,7 @@
                 <w:vertAlign w:val="baseline"/>
                 <w:rtl w:val="0"/>
               </w:rPr>
-              <w:t xml:space="preserve">Especificación del CU20: Registrar tiempo por cronómetro</w:t>
+              <w:t xml:space="preserve">Especificación del CU08: Crear Iteración</w:t>
               <w:tab/>
               <w:t xml:space="preserve">3</w:t>
             </w:r>
@@ -1449,16 +1449,16 @@
               <w:tab w:val="right" w:leader="none" w:pos="12000"/>
             </w:tabs>
             <w:spacing w:before="60" w:line="240" w:lineRule="auto"/>
-            <w:ind w:left="0" w:firstLine="0"/>
+            <w:ind w:left="0"/>
             <w:rPr>
-              <w:rFonts w:ascii="Cambria" w:cs="Cambria" w:eastAsia="Cambria" w:hAnsi="Cambria"/>
+              <w:rFonts w:ascii="Arial" w:cs="Arial" w:eastAsia="Arial" w:hAnsi="Arial"/>
               <w:b w:val="1"/>
               <w:i w:val="0"/>
               <w:smallCaps w:val="0"/>
               <w:strike w:val="0"/>
               <w:color w:val="000000"/>
-              <w:sz w:val="24"/>
-              <w:szCs w:val="24"/>
+              <w:sz w:val="22"/>
+              <w:szCs w:val="22"/>
               <w:u w:val="none"/>
               <w:shd w:fill="auto" w:val="clear"/>
               <w:vertAlign w:val="baseline"/>
@@ -1482,7 +1482,7 @@
               </w:rPr>
               <w:t xml:space="preserve">Diagrama de Secuencia</w:t>
               <w:tab/>
-              <w:t xml:space="preserve">3</w:t>
+              <w:t xml:space="preserve">6</w:t>
             </w:r>
           </w:hyperlink>
           <w:r>
@@ -1960,12 +1960,12 @@
           <wp:inline distB="114300" distT="114300" distL="114300" distR="114300">
             <wp:extent cx="5399730" cy="4305300"/>
             <wp:effectExtent b="0" l="0" r="0" t="0"/>
-            <wp:docPr id="124" name="image17.png"/>
+            <wp:docPr id="124" name="image6.png"/>
             <a:graphic>
               <a:graphicData uri="http://schemas.openxmlformats.org/drawingml/2006/picture">
                 <pic:pic>
                   <pic:nvPicPr>
-                    <pic:cNvPr id="0" name="image17.png"/>
+                    <pic:cNvPr id="0" name="image6.png"/>
                     <pic:cNvPicPr preferRelativeResize="0"/>
                   </pic:nvPicPr>
                   <pic:blipFill>
@@ -2057,7 +2057,7 @@
     <w:sdt>
       <w:sdtPr>
         <w:lock w:val="contentLocked"/>
-        <w:id w:val="1963379731"/>
+        <w:id w:val="-2146226983"/>
         <w:tag w:val="goog_rdk_0"/>
       </w:sdtPr>
       <w:sdtContent>
@@ -2530,7 +2530,20 @@
                   <w:rPr>
                     <w:rtl w:val="0"/>
                   </w:rPr>
-                  <w:t xml:space="preserve"> envía el evento crearIteracion() a la </w:t>
+                  <w:t xml:space="preserve"> envía el evento </w:t>
+                </w:r>
+                <w:r>
+                  <w:rPr>
+                    <w:i w:val="1"/>
+                    <w:rtl w:val="0"/>
+                  </w:rPr>
+                  <w:t xml:space="preserve">crearIteracion()</w:t>
+                </w:r>
+                <w:r>
+                  <w:rPr>
+                    <w:rtl w:val="0"/>
+                  </w:rPr>
+                  <w:t xml:space="preserve"> a la </w:t>
                 </w:r>
                 <w:r>
                   <w:rPr>
@@ -2556,7 +2569,20 @@
                   <w:rPr>
                     <w:rtl w:val="0"/>
                   </w:rPr>
-                  <w:t xml:space="preserve"> envía el evento crearIteracion() al </w:t>
+                  <w:t xml:space="preserve"> envía el evento </w:t>
+                </w:r>
+                <w:r>
+                  <w:rPr>
+                    <w:i w:val="1"/>
+                    <w:rtl w:val="0"/>
+                  </w:rPr>
+                  <w:t xml:space="preserve">crearIteracion() </w:t>
+                </w:r>
+                <w:r>
+                  <w:rPr>
+                    <w:rtl w:val="0"/>
+                  </w:rPr>
+                  <w:t xml:space="preserve">al </w:t>
                 </w:r>
                 <w:r>
                   <w:rPr>
@@ -2957,15 +2983,23 @@
                 </w:r>
                 <w:r>
                   <w:rPr>
+                    <w:i w:val="1"/>
                     <w:rtl w:val="0"/>
                   </w:rPr>
                   <w:t xml:space="preserve">crearIteracion</w:t>
                 </w:r>
                 <w:r>
                   <w:rPr>
-                    <w:rtl w:val="0"/>
-                  </w:rPr>
-                  <w:t xml:space="preserve">(datos).</w:t>
+                    <w:i w:val="1"/>
+                    <w:rtl w:val="0"/>
+                  </w:rPr>
+                  <w:t xml:space="preserve">(datos)</w:t>
+                </w:r>
+                <w:r>
+                  <w:rPr>
+                    <w:rtl w:val="0"/>
+                  </w:rPr>
+                  <w:t xml:space="preserve">.</w:t>
                 </w:r>
               </w:p>
             </w:tc>
@@ -3498,6 +3532,7 @@
                 </w:pPr>
                 <w:r>
                   <w:rPr>
+                    <w:u w:val="single"/>
                     <w:rtl w:val="0"/>
                   </w:rPr>
                   <w:t xml:space="preserve">El líder del proyecto selecciona la opción “Cancelar” en la </w:t>
@@ -3685,9 +3720,16 @@
                 </w:pPr>
                 <w:r>
                   <w:rPr>
-                    <w:rtl w:val="0"/>
-                  </w:rPr>
-                  <w:t xml:space="preserve">Las fechas ingresadas se superponen con otra iteración existente:</w:t>
+                    <w:u w:val="single"/>
+                    <w:rtl w:val="0"/>
+                  </w:rPr>
+                  <w:t xml:space="preserve">Las fechas ingresadas se superponen con otra iteración existente</w:t>
+                </w:r>
+                <w:r>
+                  <w:rPr>
+                    <w:rtl w:val="0"/>
+                  </w:rPr>
+                  <w:t xml:space="preserve">:</w:t>
                 </w:r>
               </w:p>
               <w:p>
@@ -3868,10 +3910,13 @@
                   <w:widowControl w:val="0"/>
                   <w:spacing w:before="0" w:line="240" w:lineRule="auto"/>
                   <w:ind w:left="0" w:firstLine="0"/>
-                  <w:rPr/>
+                  <w:rPr>
+                    <w:u w:val="single"/>
+                  </w:rPr>
                 </w:pPr>
                 <w:r>
                   <w:rPr>
+                    <w:u w:val="single"/>
                     <w:rtl w:val="0"/>
                   </w:rPr>
                   <w:t xml:space="preserve">El número de iteración ingresado es inválido (por ejemplo, negativo o repetido):</w:t>
@@ -4067,26 +4112,16 @@
                   <w:widowControl w:val="0"/>
                   <w:spacing w:before="0" w:line="240" w:lineRule="auto"/>
                   <w:ind w:left="0" w:firstLine="0"/>
-                  <w:rPr/>
+                  <w:rPr>
+                    <w:u w:val="single"/>
+                  </w:rPr>
                 </w:pPr>
                 <w:r>
                   <w:rPr>
-                    <w:rtl w:val="0"/>
-                  </w:rPr>
-                  <w:t xml:space="preserve">La </w:t>
-                </w:r>
-                <w:r>
-                  <w:rPr>
                     <w:u w:val="single"/>
                     <w:rtl w:val="0"/>
                   </w:rPr>
-                  <w:t xml:space="preserve">InterfazBDD</w:t>
-                </w:r>
-                <w:r>
-                  <w:rPr>
-                    <w:rtl w:val="0"/>
-                  </w:rPr>
-                  <w:t xml:space="preserve"> no logra conectarse con la BDD:</w:t>
+                  <w:t xml:space="preserve">La InterfazBDD no logra conectarse con la BDD:</w:t>
                 </w:r>
               </w:p>
               <w:p>
@@ -4309,12 +4344,12 @@
           <wp:inline distB="114300" distT="114300" distL="114300" distR="114300">
             <wp:extent cx="5677853" cy="5287312"/>
             <wp:effectExtent b="0" l="0" r="0" t="0"/>
-            <wp:docPr id="120" name="image4.png"/>
+            <wp:docPr id="120" name="image5.png"/>
             <a:graphic>
               <a:graphicData uri="http://schemas.openxmlformats.org/drawingml/2006/picture">
                 <pic:pic>
                   <pic:nvPicPr>
-                    <pic:cNvPr id="0" name="image4.png"/>
+                    <pic:cNvPr id="0" name="image5.png"/>
                     <pic:cNvPicPr preferRelativeResize="0"/>
                   </pic:nvPicPr>
                   <pic:blipFill>
@@ -5005,12 +5040,12 @@
               <wp:extent cx="7549515" cy="815340"/>
               <wp:effectExtent b="0" l="0" r="0" t="0"/>
               <wp:wrapNone/>
-              <wp:docPr id="107" name="image5.png"/>
+              <wp:docPr id="107" name="image4.png"/>
               <a:graphic>
                 <a:graphicData uri="http://schemas.openxmlformats.org/drawingml/2006/picture">
                   <pic:pic>
                     <pic:nvPicPr>
-                      <pic:cNvPr id="0" name="image5.png"/>
+                      <pic:cNvPr id="0" name="image4.png"/>
                       <pic:cNvPicPr preferRelativeResize="0"/>
                     </pic:nvPicPr>
                     <pic:blipFill>
@@ -5112,12 +5147,12 @@
               <wp:extent cx="154305" cy="862330"/>
               <wp:effectExtent b="0" l="0" r="0" t="0"/>
               <wp:wrapNone/>
-              <wp:docPr id="118" name="image16.png"/>
+              <wp:docPr id="118" name="image17.png"/>
               <a:graphic>
                 <a:graphicData uri="http://schemas.openxmlformats.org/drawingml/2006/picture">
                   <pic:pic>
                     <pic:nvPicPr>
-                      <pic:cNvPr id="0" name="image16.png"/>
+                      <pic:cNvPr id="0" name="image17.png"/>
                       <pic:cNvPicPr preferRelativeResize="0"/>
                     </pic:nvPicPr>
                     <pic:blipFill>
@@ -5219,12 +5254,12 @@
               <wp:extent cx="154305" cy="875665"/>
               <wp:effectExtent b="0" l="0" r="0" t="0"/>
               <wp:wrapNone/>
-              <wp:docPr id="114" name="image12.png"/>
+              <wp:docPr id="114" name="image13.png"/>
               <a:graphic>
                 <a:graphicData uri="http://schemas.openxmlformats.org/drawingml/2006/picture">
                   <pic:pic>
                     <pic:nvPicPr>
-                      <pic:cNvPr id="0" name="image12.png"/>
+                      <pic:cNvPr id="0" name="image13.png"/>
                       <pic:cNvPicPr preferRelativeResize="0"/>
                     </pic:nvPicPr>
                     <pic:blipFill>
@@ -5326,12 +5361,12 @@
               <wp:extent cx="154305" cy="875665"/>
               <wp:effectExtent b="0" l="0" r="0" t="0"/>
               <wp:wrapNone/>
-              <wp:docPr id="109" name="image7.png"/>
+              <wp:docPr id="109" name="image8.png"/>
               <a:graphic>
                 <a:graphicData uri="http://schemas.openxmlformats.org/drawingml/2006/picture">
                   <pic:pic>
                     <pic:nvPicPr>
-                      <pic:cNvPr id="0" name="image7.png"/>
+                      <pic:cNvPr id="0" name="image8.png"/>
                       <pic:cNvPicPr preferRelativeResize="0"/>
                     </pic:nvPicPr>
                     <pic:blipFill>
@@ -5433,12 +5468,12 @@
               <wp:extent cx="154305" cy="862330"/>
               <wp:effectExtent b="0" l="0" r="0" t="0"/>
               <wp:wrapNone/>
-              <wp:docPr id="108" name="image6.png"/>
+              <wp:docPr id="108" name="image7.png"/>
               <a:graphic>
                 <a:graphicData uri="http://schemas.openxmlformats.org/drawingml/2006/picture">
                   <pic:pic>
                     <pic:nvPicPr>
-                      <pic:cNvPr id="0" name="image6.png"/>
+                      <pic:cNvPr id="0" name="image7.png"/>
                       <pic:cNvPicPr preferRelativeResize="0"/>
                     </pic:nvPicPr>
                     <pic:blipFill>
@@ -5863,12 +5898,12 @@
               <wp:extent cx="7549515" cy="815340"/>
               <wp:effectExtent b="0" l="0" r="0" t="0"/>
               <wp:wrapNone/>
-              <wp:docPr id="111" name="image9.png"/>
+              <wp:docPr id="111" name="image10.png"/>
               <a:graphic>
                 <a:graphicData uri="http://schemas.openxmlformats.org/drawingml/2006/picture">
                   <pic:pic>
                     <pic:nvPicPr>
-                      <pic:cNvPr id="0" name="image9.png"/>
+                      <pic:cNvPr id="0" name="image10.png"/>
                       <pic:cNvPicPr preferRelativeResize="0"/>
                     </pic:nvPicPr>
                     <pic:blipFill>
@@ -5955,12 +5990,12 @@
           <wp:extent cx="425450" cy="666750"/>
           <wp:effectExtent b="0" l="0" r="0" t="0"/>
           <wp:wrapSquare wrapText="bothSides" distB="0" distT="0" distL="114300" distR="114300"/>
-          <wp:docPr descr="UNPA.JPG" id="121" name="image2.jpg"/>
+          <wp:docPr descr="UNPA.JPG" id="121" name="image3.jpg"/>
           <a:graphic>
             <a:graphicData uri="http://schemas.openxmlformats.org/drawingml/2006/picture">
               <pic:pic>
                 <pic:nvPicPr>
-                  <pic:cNvPr descr="UNPA.JPG" id="0" name="image2.jpg"/>
+                  <pic:cNvPr descr="UNPA.JPG" id="0" name="image3.jpg"/>
                   <pic:cNvPicPr preferRelativeResize="0"/>
                 </pic:nvPicPr>
                 <pic:blipFill>
@@ -6063,12 +6098,12 @@
               <wp:extent cx="154305" cy="862330"/>
               <wp:effectExtent b="0" l="0" r="0" t="0"/>
               <wp:wrapNone/>
-              <wp:docPr id="110" name="image8.png"/>
+              <wp:docPr id="110" name="image9.png"/>
               <a:graphic>
                 <a:graphicData uri="http://schemas.openxmlformats.org/drawingml/2006/picture">
                   <pic:pic>
                     <pic:nvPicPr>
-                      <pic:cNvPr id="0" name="image8.png"/>
+                      <pic:cNvPr id="0" name="image9.png"/>
                       <pic:cNvPicPr preferRelativeResize="0"/>
                     </pic:nvPicPr>
                     <pic:blipFill>
@@ -6173,12 +6208,12 @@
               <wp:extent cx="154305" cy="862965"/>
               <wp:effectExtent b="0" l="0" r="0" t="0"/>
               <wp:wrapNone/>
-              <wp:docPr id="112" name="image10.png"/>
+              <wp:docPr id="112" name="image11.png"/>
               <a:graphic>
                 <a:graphicData uri="http://schemas.openxmlformats.org/drawingml/2006/picture">
                   <pic:pic>
                     <pic:nvPicPr>
-                      <pic:cNvPr id="0" name="image10.png"/>
+                      <pic:cNvPr id="0" name="image11.png"/>
                       <pic:cNvPicPr preferRelativeResize="0"/>
                     </pic:nvPicPr>
                     <pic:blipFill>

--- a/Etapa Construcción - Iteración 2/Diseño - Especificación de CUs ／ Casos de prueba/Especificacion CU08 Crear Iteración- Kairos - NexTech.docx
+++ b/Etapa Construcción - Iteración 2/Diseño - Especificación de CUs ／ Casos de prueba/Especificacion CU08 Crear Iteración- Kairos - NexTech.docx
@@ -182,7 +182,9 @@
         <w:rPr>
           <w:rFonts w:ascii="Cambria" w:cs="Cambria" w:eastAsia="Cambria" w:hAnsi="Cambria"/>
           <w:b w:val="0"/>
+          <w:bCs w:val="0"/>
           <w:i w:val="0"/>
+          <w:iCs w:val="0"/>
           <w:smallCaps w:val="0"/>
           <w:strike w:val="0"/>
           <w:color w:val="000000"/>
@@ -219,7 +221,9 @@
         <w:rPr>
           <w:rFonts w:ascii="Cambria" w:cs="Cambria" w:eastAsia="Cambria" w:hAnsi="Cambria"/>
           <w:b w:val="0"/>
+          <w:bCs w:val="0"/>
           <w:i w:val="0"/>
+          <w:iCs w:val="0"/>
           <w:smallCaps w:val="0"/>
           <w:strike w:val="0"/>
           <w:color w:val="000000"/>
@@ -256,7 +260,9 @@
         <w:rPr>
           <w:rFonts w:ascii="Cambria" w:cs="Cambria" w:eastAsia="Cambria" w:hAnsi="Cambria"/>
           <w:b w:val="0"/>
+          <w:bCs w:val="0"/>
           <w:i w:val="0"/>
+          <w:iCs w:val="0"/>
           <w:smallCaps w:val="0"/>
           <w:strike w:val="0"/>
           <w:color w:val="000000"/>
@@ -271,7 +277,9 @@
         <w:rPr>
           <w:rFonts w:ascii="Calibri" w:cs="Calibri" w:eastAsia="Calibri" w:hAnsi="Calibri"/>
           <w:b w:val="0"/>
+          <w:bCs w:val="0"/>
           <w:i w:val="0"/>
+          <w:iCs w:val="0"/>
           <w:smallCaps w:val="0"/>
           <w:strike w:val="0"/>
           <w:color w:val="000000"/>
@@ -391,7 +399,9 @@
         <w:rPr>
           <w:rFonts w:ascii="Calibri" w:cs="Calibri" w:eastAsia="Calibri" w:hAnsi="Calibri"/>
           <w:b w:val="0"/>
+          <w:bCs w:val="0"/>
           <w:i w:val="0"/>
+          <w:iCs w:val="0"/>
           <w:smallCaps w:val="0"/>
           <w:strike w:val="0"/>
           <w:color w:val="000000"/>
@@ -511,7 +521,9 @@
         <w:rPr>
           <w:rFonts w:ascii="Calibri" w:cs="Calibri" w:eastAsia="Calibri" w:hAnsi="Calibri"/>
           <w:b w:val="0"/>
+          <w:bCs w:val="0"/>
           <w:i w:val="0"/>
+          <w:iCs w:val="0"/>
           <w:smallCaps w:val="0"/>
           <w:strike w:val="0"/>
           <w:color w:val="000000"/>
@@ -631,7 +643,9 @@
         <w:rPr>
           <w:rFonts w:ascii="Calibri" w:cs="Calibri" w:eastAsia="Calibri" w:hAnsi="Calibri"/>
           <w:b w:val="0"/>
+          <w:bCs w:val="0"/>
           <w:i w:val="0"/>
+          <w:iCs w:val="0"/>
           <w:smallCaps w:val="0"/>
           <w:strike w:val="0"/>
           <w:color w:val="000000"/>
@@ -773,7 +787,9 @@
         <w:rPr>
           <w:rFonts w:ascii="Cambria" w:cs="Cambria" w:eastAsia="Cambria" w:hAnsi="Cambria"/>
           <w:b w:val="0"/>
+          <w:bCs w:val="0"/>
           <w:i w:val="0"/>
+          <w:iCs w:val="0"/>
           <w:smallCaps w:val="0"/>
           <w:strike w:val="0"/>
           <w:color w:val="000000"/>
@@ -819,7 +835,9 @@
         <w:rPr>
           <w:rFonts w:ascii="Cambria" w:cs="Cambria" w:eastAsia="Cambria" w:hAnsi="Cambria"/>
           <w:b w:val="0"/>
+          <w:bCs w:val="0"/>
           <w:i w:val="0"/>
+          <w:iCs w:val="0"/>
           <w:smallCaps w:val="0"/>
           <w:strike w:val="0"/>
           <w:color w:val="000000"/>
@@ -865,7 +883,9 @@
         <w:rPr>
           <w:rFonts w:ascii="Calibri" w:cs="Calibri" w:eastAsia="Calibri" w:hAnsi="Calibri"/>
           <w:b w:val="0"/>
+          <w:bCs w:val="0"/>
           <w:i w:val="0"/>
+          <w:iCs w:val="0"/>
           <w:smallCaps w:val="0"/>
           <w:strike w:val="0"/>
           <w:color w:val="000000"/>
@@ -902,7 +922,9 @@
         <w:rPr>
           <w:rFonts w:ascii="Calibri" w:cs="Calibri" w:eastAsia="Calibri" w:hAnsi="Calibri"/>
           <w:b w:val="0"/>
+          <w:bCs w:val="0"/>
           <w:i w:val="0"/>
+          <w:iCs w:val="0"/>
           <w:smallCaps w:val="0"/>
           <w:strike w:val="0"/>
           <w:color w:val="000000"/>
@@ -939,7 +961,9 @@
         <w:rPr>
           <w:rFonts w:ascii="Calibri" w:cs="Calibri" w:eastAsia="Calibri" w:hAnsi="Calibri"/>
           <w:b w:val="0"/>
+          <w:bCs w:val="0"/>
           <w:i w:val="0"/>
+          <w:iCs w:val="0"/>
           <w:smallCaps w:val="0"/>
           <w:strike w:val="0"/>
           <w:color w:val="000000"/>
@@ -976,7 +1000,9 @@
         <w:rPr>
           <w:rFonts w:ascii="Calibri" w:cs="Calibri" w:eastAsia="Calibri" w:hAnsi="Calibri"/>
           <w:b w:val="0"/>
+          <w:bCs w:val="0"/>
           <w:i w:val="0"/>
+          <w:iCs w:val="0"/>
           <w:smallCaps w:val="0"/>
           <w:strike w:val="0"/>
           <w:color w:val="000000"/>
@@ -1013,7 +1039,9 @@
         <w:rPr>
           <w:rFonts w:ascii="Calibri" w:cs="Calibri" w:eastAsia="Calibri" w:hAnsi="Calibri"/>
           <w:b w:val="0"/>
+          <w:bCs w:val="0"/>
           <w:i w:val="0"/>
+          <w:iCs w:val="0"/>
           <w:smallCaps w:val="0"/>
           <w:strike w:val="0"/>
           <w:color w:val="000000"/>
@@ -1034,7 +1062,9 @@
         <w:rPr>
           <w:rFonts w:ascii="Calibri" w:cs="Calibri" w:eastAsia="Calibri" w:hAnsi="Calibri"/>
           <w:b w:val="0"/>
+          <w:bCs w:val="0"/>
           <w:i w:val="0"/>
+          <w:iCs w:val="0"/>
           <w:smallCaps w:val="0"/>
           <w:strike w:val="0"/>
           <w:color w:val="000000"/>
@@ -1055,7 +1085,9 @@
         <w:rPr>
           <w:rFonts w:ascii="Calibri" w:cs="Calibri" w:eastAsia="Calibri" w:hAnsi="Calibri"/>
           <w:b w:val="0"/>
+          <w:bCs w:val="0"/>
           <w:i w:val="0"/>
+          <w:iCs w:val="0"/>
           <w:smallCaps w:val="0"/>
           <w:strike w:val="0"/>
           <w:color w:val="000000"/>
@@ -1112,7 +1144,9 @@
         <w:rPr>
           <w:rFonts w:ascii="Calibri" w:cs="Calibri" w:eastAsia="Calibri" w:hAnsi="Calibri"/>
           <w:b w:val="0"/>
+          <w:bCs w:val="0"/>
           <w:i w:val="1"/>
+          <w:iCs w:val="1"/>
           <w:smallCaps w:val="0"/>
           <w:strike w:val="0"/>
           <w:color w:val="548dd4"/>
@@ -1126,6 +1160,7 @@
       <w:r>
         <w:rPr>
           <w:i w:val="1"/>
+          <w:iCs w:val="1"/>
           <w:color w:val="548dd4"/>
         </w:rPr>
         <w:drawing>
@@ -1140,12 +1175,12 @@
             <wp:extent cx="1200150" cy="1200150"/>
             <wp:effectExtent b="0" l="0" r="0" t="0"/>
             <wp:wrapSquare wrapText="bothSides" distB="0" distT="0" distL="114300" distR="114300"/>
-            <wp:docPr descr="psi-negro.png" id="122" name="image1.png"/>
+            <wp:docPr descr="psi-negro.png" id="122" name="image3.png"/>
             <a:graphic>
               <a:graphicData uri="http://schemas.openxmlformats.org/drawingml/2006/picture">
                 <pic:pic>
                   <pic:nvPicPr>
-                    <pic:cNvPr descr="psi-negro.png" id="0" name="image1.png"/>
+                    <pic:cNvPr descr="psi-negro.png" id="0" name="image3.png"/>
                     <pic:cNvPicPr preferRelativeResize="0"/>
                   </pic:nvPicPr>
                   <pic:blipFill>
@@ -1173,7 +1208,9 @@
         <w:rPr>
           <w:rFonts w:ascii="Calibri" w:cs="Calibri" w:eastAsia="Calibri" w:hAnsi="Calibri"/>
           <w:b w:val="0"/>
+          <w:bCs w:val="0"/>
           <w:i w:val="1"/>
+          <w:iCs w:val="1"/>
           <w:smallCaps w:val="0"/>
           <w:strike w:val="0"/>
           <w:color w:val="548dd4"/>
@@ -1195,12 +1232,12 @@
             <wp:extent cx="1304925" cy="2019300"/>
             <wp:effectExtent b="0" l="0" r="0" t="0"/>
             <wp:wrapSquare wrapText="bothSides" distB="0" distT="0" distL="114300" distR="114300"/>
-            <wp:docPr descr="UNPA.JPG" id="123" name="image2.jpg"/>
+            <wp:docPr descr="UNPA.JPG" id="123" name="image1.jpg"/>
             <a:graphic>
               <a:graphicData uri="http://schemas.openxmlformats.org/drawingml/2006/picture">
                 <pic:pic>
                   <pic:nvPicPr>
-                    <pic:cNvPr descr="UNPA.JPG" id="0" name="image2.jpg"/>
+                    <pic:cNvPr descr="UNPA.JPG" id="0" name="image1.jpg"/>
                     <pic:cNvPicPr preferRelativeResize="0"/>
                   </pic:nvPicPr>
                   <pic:blipFill>
@@ -1256,7 +1293,9 @@
         <w:rPr>
           <w:rFonts w:ascii="Calibri" w:cs="Calibri" w:eastAsia="Calibri" w:hAnsi="Calibri"/>
           <w:b w:val="0"/>
+          <w:bCs w:val="0"/>
           <w:i w:val="1"/>
+          <w:iCs w:val="1"/>
           <w:smallCaps w:val="0"/>
           <w:strike w:val="0"/>
           <w:color w:val="000000"/>
@@ -1296,7 +1335,9 @@
         <w:rPr>
           <w:rFonts w:ascii="Cambria" w:cs="Cambria" w:eastAsia="Cambria" w:hAnsi="Cambria"/>
           <w:b w:val="1"/>
+          <w:bCs w:val="1"/>
           <w:i w:val="0"/>
+          <w:iCs w:val="0"/>
           <w:smallCaps w:val="0"/>
           <w:strike w:val="0"/>
           <w:color w:val="366091"/>
@@ -1311,7 +1352,9 @@
         <w:rPr>
           <w:rFonts w:ascii="Cambria" w:cs="Cambria" w:eastAsia="Cambria" w:hAnsi="Cambria"/>
           <w:b w:val="1"/>
+          <w:bCs w:val="1"/>
           <w:i w:val="0"/>
+          <w:iCs w:val="0"/>
           <w:smallCaps w:val="0"/>
           <w:strike w:val="0"/>
           <w:color w:val="366091"/>
@@ -1332,7 +1375,7 @@
     </w:p>
     <w:sdt>
       <w:sdtPr>
-        <w:id w:val="931973294"/>
+        <w:id w:val="-662937176"/>
         <w:docPartObj>
           <w:docPartGallery w:val="Table of Contents"/>
           <w:docPartUnique w:val="1"/>
@@ -1350,12 +1393,14 @@
             <w:rPr>
               <w:rFonts w:ascii="Arial" w:cs="Arial" w:eastAsia="Arial" w:hAnsi="Arial"/>
               <w:b w:val="1"/>
+              <w:bCs w:val="1"/>
               <w:i w:val="0"/>
+              <w:iCs w:val="0"/>
               <w:smallCaps w:val="0"/>
               <w:strike w:val="0"/>
               <w:color w:val="000000"/>
-              <w:sz w:val="22"/>
-              <w:szCs w:val="22"/>
+              <w:sz w:val="24"/>
+              <w:szCs w:val="24"/>
               <w:u w:val="none"/>
               <w:shd w:fill="auto" w:val="clear"/>
               <w:vertAlign w:val="baseline"/>
@@ -1369,9 +1414,11 @@
           <w:hyperlink w:anchor="_heading=h.qpgs3r8dsjib">
             <w:r>
               <w:rPr>
-                <w:rFonts w:ascii="Cambria" w:cs="Cambria" w:eastAsia="Cambria" w:hAnsi="Cambria"/>
+                <w:rFonts w:ascii="Arial" w:cs="Arial" w:eastAsia="Arial" w:hAnsi="Arial"/>
                 <w:b w:val="1"/>
+                <w:bCs w:val="1"/>
                 <w:i w:val="0"/>
+                <w:iCs w:val="0"/>
                 <w:smallCaps w:val="0"/>
                 <w:strike w:val="0"/>
                 <w:color w:val="000000"/>
@@ -1404,12 +1451,14 @@
             <w:rPr>
               <w:rFonts w:ascii="Arial" w:cs="Arial" w:eastAsia="Arial" w:hAnsi="Arial"/>
               <w:b w:val="1"/>
+              <w:bCs w:val="1"/>
               <w:i w:val="0"/>
+              <w:iCs w:val="0"/>
               <w:smallCaps w:val="0"/>
               <w:strike w:val="0"/>
               <w:color w:val="000000"/>
-              <w:sz w:val="22"/>
-              <w:szCs w:val="22"/>
+              <w:sz w:val="24"/>
+              <w:szCs w:val="24"/>
               <w:u w:val="none"/>
               <w:shd w:fill="auto" w:val="clear"/>
               <w:vertAlign w:val="baseline"/>
@@ -1418,9 +1467,11 @@
           <w:hyperlink w:anchor="_heading=h.ncnjke955axu">
             <w:r>
               <w:rPr>
-                <w:rFonts w:ascii="Cambria" w:cs="Cambria" w:eastAsia="Cambria" w:hAnsi="Cambria"/>
+                <w:rFonts w:ascii="Arial" w:cs="Arial" w:eastAsia="Arial" w:hAnsi="Arial"/>
                 <w:b w:val="1"/>
+                <w:bCs w:val="1"/>
                 <w:i w:val="0"/>
+                <w:iCs w:val="0"/>
                 <w:smallCaps w:val="0"/>
                 <w:strike w:val="0"/>
                 <w:color w:val="000000"/>
@@ -1453,12 +1504,14 @@
             <w:rPr>
               <w:rFonts w:ascii="Arial" w:cs="Arial" w:eastAsia="Arial" w:hAnsi="Arial"/>
               <w:b w:val="1"/>
+              <w:bCs w:val="1"/>
               <w:i w:val="0"/>
+              <w:iCs w:val="0"/>
               <w:smallCaps w:val="0"/>
               <w:strike w:val="0"/>
               <w:color w:val="000000"/>
-              <w:sz w:val="22"/>
-              <w:szCs w:val="22"/>
+              <w:sz w:val="24"/>
+              <w:szCs w:val="24"/>
               <w:u w:val="none"/>
               <w:shd w:fill="auto" w:val="clear"/>
               <w:vertAlign w:val="baseline"/>
@@ -1467,9 +1520,11 @@
           <w:hyperlink w:anchor="_heading=h.8606iud146lw">
             <w:r>
               <w:rPr>
-                <w:rFonts w:ascii="Cambria" w:cs="Cambria" w:eastAsia="Cambria" w:hAnsi="Cambria"/>
+                <w:rFonts w:ascii="Arial" w:cs="Arial" w:eastAsia="Arial" w:hAnsi="Arial"/>
                 <w:b w:val="1"/>
+                <w:bCs w:val="1"/>
                 <w:i w:val="0"/>
+                <w:iCs w:val="0"/>
                 <w:smallCaps w:val="0"/>
                 <w:strike w:val="0"/>
                 <w:color w:val="000000"/>
@@ -1960,12 +2015,12 @@
           <wp:inline distB="114300" distT="114300" distL="114300" distR="114300">
             <wp:extent cx="5399730" cy="4305300"/>
             <wp:effectExtent b="0" l="0" r="0" t="0"/>
-            <wp:docPr id="124" name="image6.png"/>
+            <wp:docPr id="124" name="image4.png"/>
             <a:graphic>
               <a:graphicData uri="http://schemas.openxmlformats.org/drawingml/2006/picture">
                 <pic:pic>
                   <pic:nvPicPr>
-                    <pic:cNvPr id="0" name="image6.png"/>
+                    <pic:cNvPr id="0" name="image4.png"/>
                     <pic:cNvPicPr preferRelativeResize="0"/>
                   </pic:nvPicPr>
                   <pic:blipFill>
@@ -2010,6 +2065,7 @@
       <w:r>
         <w:rPr>
           <w:b w:val="1"/>
+          <w:bCs w:val="1"/>
           <w:sz w:val="28"/>
           <w:szCs w:val="28"/>
           <w:rtl w:val="0"/>
@@ -2057,7 +2113,7 @@
     <w:sdt>
       <w:sdtPr>
         <w:lock w:val="contentLocked"/>
-        <w:id w:val="-2146226983"/>
+        <w:id w:val="-398013106"/>
         <w:tag w:val="goog_rdk_0"/>
       </w:sdtPr>
       <w:sdtContent>
@@ -2535,6 +2591,7 @@
                 <w:r>
                   <w:rPr>
                     <w:i w:val="1"/>
+                    <w:iCs w:val="1"/>
                     <w:rtl w:val="0"/>
                   </w:rPr>
                   <w:t xml:space="preserve">crearIteracion()</w:t>
@@ -2574,6 +2631,7 @@
                 <w:r>
                   <w:rPr>
                     <w:i w:val="1"/>
+                    <w:iCs w:val="1"/>
                     <w:rtl w:val="0"/>
                   </w:rPr>
                   <w:t xml:space="preserve">crearIteracion() </w:t>
@@ -2984,6 +3042,7 @@
                 <w:r>
                   <w:rPr>
                     <w:i w:val="1"/>
+                    <w:iCs w:val="1"/>
                     <w:rtl w:val="0"/>
                   </w:rPr>
                   <w:t xml:space="preserve">crearIteracion</w:t>
@@ -2991,6 +3050,7 @@
                 <w:r>
                   <w:rPr>
                     <w:i w:val="1"/>
+                    <w:iCs w:val="1"/>
                     <w:rtl w:val="0"/>
                   </w:rPr>
                   <w:t xml:space="preserve">(datos)</w:t>
@@ -3094,7 +3154,20 @@
                   <w:rPr>
                     <w:rtl w:val="0"/>
                   </w:rPr>
-                  <w:t xml:space="preserve">La BDD valida la información ingresada. Si las validaciones son correctas, la BDD guarda la información de la y envía un mensaje de confirmación a la </w:t>
+                  <w:t xml:space="preserve">La </w:t>
+                </w:r>
+                <w:r>
+                  <w:rPr>
+                    <w:u w:val="single"/>
+                    <w:rtl w:val="0"/>
+                  </w:rPr>
+                  <w:t xml:space="preserve">BDD</w:t>
+                </w:r>
+                <w:r>
+                  <w:rPr>
+                    <w:rtl w:val="0"/>
+                  </w:rPr>
+                  <w:t xml:space="preserve"> valida la información ingresada. Si las validaciones son correctas, la BDD guarda la información de la iteración y envía un mensaje de confirmación a la </w:t>
                 </w:r>
                 <w:r>
                   <w:rPr>
@@ -4257,6 +4330,7 @@
         <w:ind w:left="0" w:firstLine="0"/>
         <w:rPr>
           <w:i w:val="1"/>
+          <w:iCs w:val="1"/>
           <w:color w:val="548dd4"/>
         </w:rPr>
       </w:pPr>
@@ -4324,7 +4398,9 @@
         <w:rPr>
           <w:rFonts w:ascii="Calibri" w:cs="Calibri" w:eastAsia="Calibri" w:hAnsi="Calibri"/>
           <w:b w:val="0"/>
+          <w:bCs w:val="0"/>
           <w:i w:val="0"/>
+          <w:iCs w:val="0"/>
           <w:smallCaps w:val="0"/>
           <w:strike w:val="0"/>
           <w:color w:val="000000"/>
@@ -4338,13 +4414,14 @@
       <w:r>
         <w:rPr>
           <w:i w:val="1"/>
+          <w:iCs w:val="1"/>
           <w:color w:val="548dd4"/>
         </w:rPr>
         <w:drawing>
           <wp:inline distB="114300" distT="114300" distL="114300" distR="114300">
-            <wp:extent cx="5677853" cy="5287312"/>
+            <wp:extent cx="5399730" cy="5638800"/>
             <wp:effectExtent b="0" l="0" r="0" t="0"/>
-            <wp:docPr id="120" name="image5.png"/>
+            <wp:docPr id="119" name="image5.png"/>
             <a:graphic>
               <a:graphicData uri="http://schemas.openxmlformats.org/drawingml/2006/picture">
                 <pic:pic>
@@ -4362,7 +4439,7 @@
                   <pic:spPr>
                     <a:xfrm>
                       <a:off x="0" y="0"/>
-                      <a:ext cx="5677853" cy="5287312"/>
+                      <a:ext cx="5399730" cy="5638800"/>
                     </a:xfrm>
                     <a:prstGeom prst="rect"/>
                     <a:ln/>
@@ -4402,7 +4479,9 @@
         <w:rPr>
           <w:rFonts w:ascii="Calibri" w:cs="Calibri" w:eastAsia="Calibri" w:hAnsi="Calibri"/>
           <w:b w:val="0"/>
+          <w:bCs w:val="0"/>
           <w:i w:val="1"/>
+          <w:iCs w:val="1"/>
           <w:smallCaps w:val="0"/>
           <w:strike w:val="0"/>
           <w:color w:val="548dd4"/>
@@ -4417,7 +4496,9 @@
         <w:rPr>
           <w:rFonts w:ascii="Calibri" w:cs="Calibri" w:eastAsia="Calibri" w:hAnsi="Calibri"/>
           <w:b w:val="0"/>
+          <w:bCs w:val="0"/>
           <w:i w:val="1"/>
+          <w:iCs w:val="1"/>
           <w:smallCaps w:val="0"/>
           <w:strike w:val="0"/>
           <w:color w:val="548dd4"/>
@@ -4440,7 +4521,9 @@
         <w:rPr>
           <w:rFonts w:ascii="Calibri" w:cs="Calibri" w:eastAsia="Calibri" w:hAnsi="Calibri"/>
           <w:b w:val="0"/>
+          <w:bCs w:val="0"/>
           <w:i w:val="1"/>
+          <w:iCs w:val="1"/>
           <w:smallCaps w:val="0"/>
           <w:strike w:val="0"/>
           <w:color w:val="548dd4"/>
@@ -4480,7 +4563,9 @@
         <w:rPr>
           <w:rFonts w:ascii="Calibri" w:cs="Calibri" w:eastAsia="Calibri" w:hAnsi="Calibri"/>
           <w:b w:val="0"/>
+          <w:bCs w:val="0"/>
           <w:i w:val="1"/>
+          <w:iCs w:val="1"/>
           <w:smallCaps w:val="0"/>
           <w:strike w:val="0"/>
           <w:color w:val="548dd4"/>
@@ -4520,7 +4605,9 @@
         <w:rPr>
           <w:rFonts w:ascii="Calibri" w:cs="Calibri" w:eastAsia="Calibri" w:hAnsi="Calibri"/>
           <w:b w:val="0"/>
+          <w:bCs w:val="0"/>
           <w:i w:val="1"/>
+          <w:iCs w:val="1"/>
           <w:smallCaps w:val="0"/>
           <w:strike w:val="0"/>
           <w:color w:val="548dd4"/>
@@ -4546,7 +4633,9 @@
         <w:rPr>
           <w:rFonts w:ascii="Calibri" w:cs="Calibri" w:eastAsia="Calibri" w:hAnsi="Calibri"/>
           <w:b w:val="0"/>
+          <w:bCs w:val="0"/>
           <w:i w:val="0"/>
+          <w:iCs w:val="0"/>
           <w:smallCaps w:val="0"/>
           <w:strike w:val="0"/>
           <w:color w:val="000000"/>
@@ -4583,7 +4672,9 @@
         <w:rPr>
           <w:rFonts w:ascii="Calibri" w:cs="Calibri" w:eastAsia="Calibri" w:hAnsi="Calibri"/>
           <w:b w:val="0"/>
+          <w:bCs w:val="0"/>
           <w:i w:val="0"/>
+          <w:iCs w:val="0"/>
           <w:smallCaps w:val="0"/>
           <w:strike w:val="0"/>
           <w:color w:val="000000"/>
@@ -4620,7 +4711,9 @@
         <w:rPr>
           <w:rFonts w:ascii="Cambria" w:cs="Cambria" w:eastAsia="Cambria" w:hAnsi="Cambria"/>
           <w:b w:val="1"/>
+          <w:bCs w:val="1"/>
           <w:i w:val="0"/>
+          <w:iCs w:val="0"/>
           <w:smallCaps w:val="0"/>
           <w:strike w:val="0"/>
           <w:color w:val="4f81bd"/>
@@ -5040,12 +5133,12 @@
               <wp:extent cx="7549515" cy="815340"/>
               <wp:effectExtent b="0" l="0" r="0" t="0"/>
               <wp:wrapNone/>
-              <wp:docPr id="107" name="image4.png"/>
+              <wp:docPr id="107" name="image6.png"/>
               <a:graphic>
                 <a:graphicData uri="http://schemas.openxmlformats.org/drawingml/2006/picture">
                   <pic:pic>
                     <pic:nvPicPr>
-                      <pic:cNvPr id="0" name="image4.png"/>
+                      <pic:cNvPr id="0" name="image6.png"/>
                       <pic:cNvPicPr preferRelativeResize="0"/>
                     </pic:nvPicPr>
                     <pic:blipFill>
@@ -5945,12 +6038,12 @@
           <wp:extent cx="669290" cy="669290"/>
           <wp:effectExtent b="0" l="0" r="0" t="0"/>
           <wp:wrapSquare wrapText="bothSides" distB="0" distT="0" distL="114300" distR="114300"/>
-          <wp:docPr descr="psi-negro.png" id="119" name="image1.png"/>
+          <wp:docPr descr="psi-negro.png" id="120" name="image3.png"/>
           <a:graphic>
             <a:graphicData uri="http://schemas.openxmlformats.org/drawingml/2006/picture">
               <pic:pic>
                 <pic:nvPicPr>
-                  <pic:cNvPr descr="psi-negro.png" id="0" name="image1.png"/>
+                  <pic:cNvPr descr="psi-negro.png" id="0" name="image3.png"/>
                   <pic:cNvPicPr preferRelativeResize="0"/>
                 </pic:nvPicPr>
                 <pic:blipFill>
@@ -5990,12 +6083,12 @@
           <wp:extent cx="425450" cy="666750"/>
           <wp:effectExtent b="0" l="0" r="0" t="0"/>
           <wp:wrapSquare wrapText="bothSides" distB="0" distT="0" distL="114300" distR="114300"/>
-          <wp:docPr descr="UNPA.JPG" id="121" name="image3.jpg"/>
+          <wp:docPr descr="UNPA.JPG" id="121" name="image2.jpg"/>
           <a:graphic>
             <a:graphicData uri="http://schemas.openxmlformats.org/drawingml/2006/picture">
               <pic:pic>
                 <pic:nvPicPr>
-                  <pic:cNvPr descr="UNPA.JPG" id="0" name="image3.jpg"/>
+                  <pic:cNvPr descr="UNPA.JPG" id="0" name="image2.jpg"/>
                   <pic:cNvPicPr preferRelativeResize="0"/>
                 </pic:nvPicPr>
                 <pic:blipFill>
@@ -6329,6 +6422,7 @@
     <w:rPr>
       <w:rFonts w:ascii="Cambria" w:cs="Cambria" w:eastAsia="Cambria" w:hAnsi="Cambria"/>
       <w:b w:val="1"/>
+      <w:bCs w:val="1"/>
       <w:color w:val="366091"/>
       <w:sz w:val="28"/>
       <w:szCs w:val="28"/>
@@ -6345,6 +6439,7 @@
     <w:rPr>
       <w:rFonts w:ascii="Cambria" w:cs="Cambria" w:eastAsia="Cambria" w:hAnsi="Cambria"/>
       <w:b w:val="1"/>
+      <w:bCs w:val="1"/>
       <w:color w:val="4f81bd"/>
       <w:sz w:val="26"/>
       <w:szCs w:val="26"/>
@@ -6361,6 +6456,7 @@
     <w:rPr>
       <w:rFonts w:ascii="Cambria" w:cs="Cambria" w:eastAsia="Cambria" w:hAnsi="Cambria"/>
       <w:b w:val="1"/>
+      <w:bCs w:val="1"/>
       <w:color w:val="4f81bd"/>
     </w:rPr>
   </w:style>
@@ -6375,7 +6471,9 @@
     <w:rPr>
       <w:rFonts w:ascii="Cambria" w:cs="Cambria" w:eastAsia="Cambria" w:hAnsi="Cambria"/>
       <w:b w:val="1"/>
+      <w:bCs w:val="1"/>
       <w:i w:val="1"/>
+      <w:iCs w:val="1"/>
       <w:color w:val="4f81bd"/>
     </w:rPr>
   </w:style>
@@ -6404,6 +6502,7 @@
     <w:rPr>
       <w:rFonts w:ascii="Times New Roman" w:cs="Times New Roman" w:eastAsia="Times New Roman" w:hAnsi="Times New Roman"/>
       <w:i w:val="1"/>
+      <w:iCs w:val="1"/>
     </w:rPr>
   </w:style>
   <w:style w:type="paragraph" w:styleId="Title">
@@ -7376,6 +7475,7 @@
     <w:rPr>
       <w:rFonts w:ascii="Georgia" w:cs="Georgia" w:eastAsia="Georgia" w:hAnsi="Georgia"/>
       <w:i w:val="1"/>
+      <w:iCs w:val="1"/>
       <w:color w:val="666666"/>
       <w:sz w:val="48"/>
       <w:szCs w:val="48"/>
